--- a/Articles/2026/4_Blender_Tips_and_Tricks/3_Straightening_Edge_loops/Write Up.docx
+++ b/Articles/2026/4_Blender_Tips_and_Tricks/3_Straightening_Edge_loops/Write Up.docx
@@ -10,12 +10,31 @@
         <w:t>Write Up</w:t>
       </w:r>
     </w:p>
+    <w:p>
+      <w:r>
+        <w:t>9-21-2026</w:t>
+      </w:r>
+    </w:p>
     <w:p/>
+    <w:p>
+      <w:r>
+        <w:t xml:space="preserve">This week we will be taking a look at how we can straighten an edge loop. So, if you have a lot of wavy lines all over the place on your model, you may want to take a look at how you can preform this little trick. </w:t>
+      </w:r>
+    </w:p>
+    <w:p>
+      <w:r>
+        <w:t>So, why don’t you join us for our brand-new tutorial entitled:</w:t>
+      </w:r>
+    </w:p>
     <w:p>
       <w:pPr>
         <w:pStyle w:val="Heading1"/>
       </w:pPr>
+      <w:r>
+        <w:t>Straightening Edge Loops</w:t>
+      </w:r>
     </w:p>
+    <w:p/>
     <w:sectPr>
       <w:pgSz w:w="12240" w:h="15840"/>
       <w:pgMar w:top="1440" w:right="1440" w:bottom="1440" w:left="1440" w:header="720" w:footer="720" w:gutter="0"/>
